--- a/word_reports/LP_0281_위치_266_Poison_Flesh & Blood.docx
+++ b/word_reports/LP_0281_위치_266_Poison_Flesh & Blood.docx
@@ -4,7 +4,7 @@
   <w:body>
     <w:p>
       <w:pPr>
-        <w:spacing w:after="280"/>
+        <w:spacing w:after="80"/>
       </w:pPr>
       <w:r>
         <w:rPr w:rFonts="맑은 고딕">
@@ -13,94 +13,47 @@
           <w:color w:val="1E3A8A"/>
           <w:sz w:val="30"/>
         </w:rPr>
-        <w:t>[266] Poison - Flesh &amp; Blood</w:t>
+        <w:t>Poison (독) - Flesh &amp; Blood</w:t>
       </w:r>
     </w:p>
     <w:p>
       <w:pPr>
-        <w:spacing w:after="320"/>
+        <w:spacing w:after="240"/>
       </w:pPr>
       <w:r>
         <w:rPr w:rFonts="맑은 고딕">
           <w:rFonts w:ascii="맑은 고딕" w:hAnsi="맑은 고딕" w:eastAsia="맑은 고딕"/>
           <w:b/>
-          <w:sz w:val="20"/>
+          <w:color w:val="4B5563"/>
+          <w:sz w:val="22"/>
         </w:rPr>
-        <w:t>■ 위치 : 266</w:t>
-        <w:br/>
-      </w:r>
-      <w:r>
-        <w:rPr w:rFonts="맑은 고딕">
-          <w:rFonts w:ascii="맑은 고딕" w:hAnsi="맑은 고딕" w:eastAsia="맑은 고딕"/>
-          <w:b/>
-          <w:sz w:val="20"/>
-        </w:rPr>
-        <w:t>■ 아티스트 : Poison</w:t>
-        <w:br/>
-      </w:r>
-      <w:r>
-        <w:rPr w:rFonts="맑은 고딕">
-          <w:rFonts w:ascii="맑은 고딕" w:hAnsi="맑은 고딕" w:eastAsia="맑은 고딕"/>
-          <w:b/>
-          <w:sz w:val="20"/>
-        </w:rPr>
-        <w:t>■ 앨범명 : Flesh &amp; Blood</w:t>
-        <w:br/>
-      </w:r>
-      <w:r>
-        <w:rPr w:rFonts="맑은 고딕">
-          <w:rFonts w:ascii="맑은 고딕" w:hAnsi="맑은 고딕" w:eastAsia="맑은 고딕"/>
-          <w:b w:val="0"/>
-          <w:sz w:val="20"/>
-        </w:rPr>
-        <w:t>■ 음반 레이블 : Capitol Records / Enigma Records</w:t>
-        <w:br/>
-      </w:r>
-      <w:r>
-        <w:rPr w:rFonts="맑은 고딕">
-          <w:rFonts w:ascii="맑은 고딕" w:hAnsi="맑은 고딕" w:eastAsia="맑은 고딕"/>
-          <w:b w:val="0"/>
-          <w:sz w:val="20"/>
-        </w:rPr>
-        <w:t>■ 발매년도 : 1990</w:t>
-        <w:br/>
-      </w:r>
-      <w:r>
-        <w:rPr w:rFonts="맑은 고딕">
-          <w:rFonts w:ascii="맑은 고딕" w:hAnsi="맑은 고딕" w:eastAsia="맑은 고딕"/>
-          <w:b w:val="0"/>
-          <w:sz w:val="20"/>
-        </w:rPr>
-        <w:t>■ 장르 : 글램 메탈 / 하드 록 (Glam Metal / Hard Rock)</w:t>
-        <w:br/>
-      </w:r>
-      <w:r>
-        <w:rPr w:rFonts="맑은 고딕">
-          <w:rFonts w:ascii="맑은 고딕" w:hAnsi="맑은 고딕" w:eastAsia="맑은 고딕"/>
-          <w:b w:val="0"/>
-          <w:sz w:val="20"/>
-        </w:rPr>
-        <w:t>■ 주요 수록곡 : 1. Unskinny Bop</w:t>
-        <w:br/>
+        <w:t>위치 :  266</w:t>
       </w:r>
     </w:p>
     <w:p>
       <w:pPr>
-        <w:spacing w:after="160"/>
+        <w:spacing w:line="324" w:lineRule="auto" w:before="80" w:after="160"/>
       </w:pPr>
       <w:r>
         <w:rPr w:rFonts="맑은 고딕">
           <w:rFonts w:ascii="맑은 고딕" w:hAnsi="맑은 고딕" w:eastAsia="맑은 고딕"/>
           <w:b/>
           <w:color w:val="1F2937"/>
-          <w:sz w:val="24"/>
+          <w:sz w:val="22"/>
         </w:rPr>
-        <w:t>■ 음반 해설 및 감상 가이드</w:t>
+        <w:t xml:space="preserve">[음반 소개] </w:t>
+      </w:r>
+      <w:r>
+        <w:rPr w:rFonts="맑은 고딕">
+          <w:rFonts w:ascii="맑은 고딕" w:hAnsi="맑은 고딕" w:eastAsia="맑은 고딕"/>
+          <w:b w:val="0"/>
+          <w:sz w:val="21"/>
+        </w:rPr>
       </w:r>
     </w:p>
     <w:p>
       <w:pPr>
-        <w:spacing w:line="312" w:lineRule="auto" w:after="120"/>
+        <w:spacing w:line="324" w:lineRule="auto" w:after="120"/>
       </w:pPr>
       <w:r>
         <w:rPr w:rFonts="맑은 고딕">
@@ -108,51 +61,516 @@
           <w:b w:val="0"/>
           <w:sz w:val="21"/>
         </w:rPr>
-        <w:t>1980년대 후반 화려한 글램 메탈(Glam Metal)의 전성기를 이끌었던 미국의 대표적인 하드 록 밴드 포이즌(Poison)이 1990년에 발표한 세 번째 정규 앨범 《Flesh &amp; Blood》는 이들의 음악적 커리어에서 가장 성숙한 완성도를 보여주는 명작입니다. 전작들의 유쾌하고 파티 지향적인 이미지에서 한 걸음 더 나아가, 삶의 진정성과 음악적 깊이를 담아내며 빌보드 앨범 차트 2위에 올랐고, 멀티 플래티넘을 기록하는 등 상업적으로나 음악적으로 유의미한 족적을 남겼습니다.</w:t>
+        <w:t>화려했던 1980년대 글램 메탈의 황금기를 지나, 한층 원숙해진 음악적 고뇌와 생생한 인간미를 담아낸 포이즌(Poison)의 정규 3집 명작입니다. 피와 살이라는 표제처럼 말초적인 화려함을 넘어 삶의 명암과 진솔한 고백을 어쿠스틱과 정통 하드 록의 조화로 빚어내어 당대 록 씬에 깊은 울림을 전했습니다. 거친 질주감 뒤편으로 흐르는 애수 어린 멜로디는 세월이 흘러도 빛바래지 않는 서정적 카타르시스를 선사하며, 밴드의 디스코그래피 중 가장 밀도 높은 완성도를 보여주는 걸작으로 평가받습니다.</w:t>
       </w:r>
     </w:p>
     <w:p>
       <w:pPr>
-        <w:spacing w:line="312" w:lineRule="auto" w:after="120"/>
+        <w:spacing w:line="324" w:lineRule="auto" w:before="200" w:after="80"/>
       </w:pPr>
+      <w:r>
+        <w:rPr w:rFonts="맑은 고딕">
+          <w:rFonts w:ascii="맑은 고딕" w:hAnsi="맑은 고딕" w:eastAsia="맑은 고딕"/>
+          <w:b/>
+          <w:color w:val="1E3A8A"/>
+          <w:sz w:val="24"/>
+        </w:rPr>
+        <w:t>1. 음반 데이터</w:t>
+      </w:r>
+    </w:p>
+    <w:p>
+      <w:pPr>
+        <w:spacing w:line="324" w:lineRule="auto" w:after="80"/>
+      </w:pPr>
+      <w:r>
+        <w:rPr w:rFonts="맑은 고딕">
+          <w:rFonts w:ascii="맑은 고딕" w:hAnsi="맑은 고딕" w:eastAsia="맑은 고딕"/>
+          <w:b w:val="0"/>
+          <w:color w:val="6B7280"/>
+          <w:sz w:val="21"/>
+        </w:rPr>
+        <w:t xml:space="preserve">· </w:t>
+      </w:r>
+      <w:r>
+        <w:rPr w:rFonts="맑은 고딕">
+          <w:rFonts w:ascii="맑은 고딕" w:hAnsi="맑은 고딕" w:eastAsia="맑은 고딕"/>
+          <w:b/>
+          <w:color w:val="1F2937"/>
+          <w:sz w:val="21"/>
+        </w:rPr>
+        <w:t xml:space="preserve">앨범명: </w:t>
+      </w:r>
       <w:r>
         <w:rPr w:rFonts="맑은 고딕">
           <w:rFonts w:ascii="맑은 고딕" w:hAnsi="맑은 고딕" w:eastAsia="맑은 고딕"/>
           <w:b w:val="0"/>
           <w:sz w:val="21"/>
         </w:rPr>
-        <w:t>이 앨범은 본조비, 에어로스미스 등과의 작업으로 유명한 명프로듀서 브루스 페어번(Bruce Fairbairn)과의 협업을 통해 사운드의 뼈대를 더욱 견고하게 구축했습니다. C.C. 드빌(C.C. DeVille)의 날카로우면서도 블루지한 기타 리프와 다채로운 솔로는 음악적 스펙트럼을 넓혔으며, 브렛 마이클스(Bret Michaels)의 보컬은 단순한 흥겨움을 넘어 짙은 감정의 깊이를 전달합니다. 80년대 팝 메탈 특유의 캐치한 멜로디 감각에 거칠고 진솔한 전통 하드 록의 질감을 절묘하게 융합해낸 것이 본작의 핵심 연주 특징입니다.</w:t>
+        <w:t>Flesh &amp; Blood</w:t>
       </w:r>
     </w:p>
     <w:p>
       <w:pPr>
-        <w:spacing w:line="312" w:lineRule="auto" w:after="120"/>
+        <w:spacing w:line="324" w:lineRule="auto" w:after="80"/>
       </w:pPr>
+      <w:r>
+        <w:rPr w:rFonts="맑은 고딕">
+          <w:rFonts w:ascii="맑은 고딕" w:hAnsi="맑은 고딕" w:eastAsia="맑은 고딕"/>
+          <w:b w:val="0"/>
+          <w:color w:val="6B7280"/>
+          <w:sz w:val="21"/>
+        </w:rPr>
+        <w:t xml:space="preserve">· </w:t>
+      </w:r>
+      <w:r>
+        <w:rPr w:rFonts="맑은 고딕">
+          <w:rFonts w:ascii="맑은 고딕" w:hAnsi="맑은 고딕" w:eastAsia="맑은 고딕"/>
+          <w:b/>
+          <w:color w:val="1F2937"/>
+          <w:sz w:val="21"/>
+        </w:rPr>
+        <w:t xml:space="preserve">아티스트: </w:t>
+      </w:r>
       <w:r>
         <w:rPr w:rFonts="맑은 고딕">
           <w:rFonts w:ascii="맑은 고딕" w:hAnsi="맑은 고딕" w:eastAsia="맑은 고딕"/>
           <w:b w:val="0"/>
           <w:sz w:val="21"/>
         </w:rPr>
-        <w:t>감상 포인트의 중심에는 포이즌 특유의 리드미컬하고 캐치한 훅이 돋보이는 킬러 싱글 〈Unskinny Bop〉과 시원한 질주감을 선사하는 록 트랙 〈Ride the Wind〉가 자리합니다. 특히 밴드 자인실의 비극적인 죽음과 삶의 허무함, 고뇌를 차분하면서도 웅장한 사운드로 풀어낸 파워 발라드 〈Something to Believe In〉은 이 앨범을 단순한 퍼포먼스형 록 음반이 아닌 깊은 울림을 주는 수작으로 격상시키는 결정적인 명곡입니다.</w:t>
+        <w:t>Poison (독)</w:t>
       </w:r>
     </w:p>
     <w:p>
       <w:pPr>
-        <w:spacing w:line="312" w:lineRule="auto" w:after="120"/>
+        <w:spacing w:line="324" w:lineRule="auto" w:after="80"/>
       </w:pPr>
+      <w:r>
+        <w:rPr w:rFonts="맑은 고딕">
+          <w:rFonts w:ascii="맑은 고딕" w:hAnsi="맑은 고딕" w:eastAsia="맑은 고딕"/>
+          <w:b w:val="0"/>
+          <w:color w:val="6B7280"/>
+          <w:sz w:val="21"/>
+        </w:rPr>
+        <w:t xml:space="preserve">· </w:t>
+      </w:r>
+      <w:r>
+        <w:rPr w:rFonts="맑은 고딕">
+          <w:rFonts w:ascii="맑은 고딕" w:hAnsi="맑은 고딕" w:eastAsia="맑은 고딕"/>
+          <w:b/>
+          <w:color w:val="1F2937"/>
+          <w:sz w:val="21"/>
+        </w:rPr>
+        <w:t xml:space="preserve">발매 정보: </w:t>
+      </w:r>
       <w:r>
         <w:rPr w:rFonts="맑은 고딕">
           <w:rFonts w:ascii="맑은 고딕" w:hAnsi="맑은 고딕" w:eastAsia="맑은 고딕"/>
           <w:b w:val="0"/>
           <w:sz w:val="21"/>
         </w:rPr>
-        <w:t>《Flesh &amp; Blood》는 1990년대 초 얼터너티브 록의 거센 파도가 몰아치기 직전, 팝 메탈 황금기가 남긴 가장 화려하면서도 진중한 유산입니다. 아날로그 LP로 감상할 때 느껴지는 특유의 넓은 공간감과 입체적인 기타 질감, 그리고 따뜻한 저음은 클래식 록의 낭만을 선명하게 상기시킵니다. 청춘의 화려함 뒤에 숨겨진 뮤지션으로서의 성숙함을 확인할 수 있는, 하드 록 애호가라면 반드시 음미해 봐야 할 명반입니다.</w:t>
+        <w:t>1990년 7월에 발매된 밴드의 세 번째 정규 스튜디오 앨범으로, 80년대 LA 메탈의 상징적 프로듀서 브루스 페어베언(Bruce Fairbairn)과 손잡고 이전보다 훨씬 더 유기적이고 블루지한 아날로그 록 사운드를 완성해 낸 기념비적 음반입니다.</w:t>
+      </w:r>
+    </w:p>
+    <w:p>
+      <w:pPr>
+        <w:spacing w:line="324" w:lineRule="auto" w:after="80"/>
+      </w:pPr>
+      <w:r>
+        <w:rPr w:rFonts="맑은 고딕">
+          <w:rFonts w:ascii="맑은 고딕" w:hAnsi="맑은 고딕" w:eastAsia="맑은 고딕"/>
+          <w:b w:val="0"/>
+          <w:color w:val="6B7280"/>
+          <w:sz w:val="21"/>
+        </w:rPr>
+        <w:t xml:space="preserve">· </w:t>
+      </w:r>
+      <w:r>
+        <w:rPr w:rFonts="맑은 고딕">
+          <w:rFonts w:ascii="맑은 고딕" w:hAnsi="맑은 고딕" w:eastAsia="맑은 고딕"/>
+          <w:b/>
+          <w:color w:val="1F2937"/>
+          <w:sz w:val="21"/>
+        </w:rPr>
+        <w:t xml:space="preserve">LP 인기도(판매량): </w:t>
+      </w:r>
+      <w:r>
+        <w:rPr w:rFonts="맑은 고딕">
+          <w:rFonts w:ascii="맑은 고딕" w:hAnsi="맑은 고딕" w:eastAsia="맑은 고딕"/>
+          <w:b w:val="0"/>
+          <w:sz w:val="21"/>
+        </w:rPr>
+        <w:t>발매 직후 미국 빌보드 200 앨범 차트 2위, 영국 앨범 차트 3위에 오르는 기염을 토했으며, 미국 음반산업협회(RIAA)로부터 트리플 플래티넘(300만 장 이상 판매) 인증을 획득하며 전 세계적인 상업적 대성공을 거두었습니다.</w:t>
+      </w:r>
+    </w:p>
+    <w:p>
+      <w:pPr>
+        <w:spacing w:line="324" w:lineRule="auto" w:after="80"/>
+      </w:pPr>
+      <w:r>
+        <w:rPr w:rFonts="맑은 고딕">
+          <w:rFonts w:ascii="맑은 고딕" w:hAnsi="맑은 고딕" w:eastAsia="맑은 고딕"/>
+          <w:b w:val="0"/>
+          <w:color w:val="6B7280"/>
+          <w:sz w:val="21"/>
+        </w:rPr>
+        <w:t xml:space="preserve">· </w:t>
+      </w:r>
+      <w:r>
+        <w:rPr w:rFonts="맑은 고딕">
+          <w:rFonts w:ascii="맑은 고딕" w:hAnsi="맑은 고딕" w:eastAsia="맑은 고딕"/>
+          <w:b/>
+          <w:color w:val="1F2937"/>
+          <w:sz w:val="21"/>
+        </w:rPr>
+        <w:t xml:space="preserve">각종 수상경력: </w:t>
+      </w:r>
+      <w:r>
+        <w:rPr w:rFonts="맑은 고딕">
+          <w:rFonts w:ascii="맑은 고딕" w:hAnsi="맑은 고딕" w:eastAsia="맑은 고딕"/>
+          <w:b w:val="0"/>
+          <w:sz w:val="21"/>
+        </w:rPr>
+        <w:t>수록곡 'Something to Believe In'이 빌보드 핫 100 4위를 기록하는 등 4곡의 톱 40 싱글을 배출하였으며, 아메리칸 뮤직 어워드(AMA) 후보 지명과 더불어 롤링스톤 등 유수 음악 매체로부터 포이즌 역사상 가장 성숙하고 진지한 음악적 도약이라는 호평을 받았습니다.</w:t>
+      </w:r>
+    </w:p>
+    <w:p>
+      <w:pPr>
+        <w:spacing w:line="324" w:lineRule="auto" w:before="200" w:after="80"/>
+      </w:pPr>
+      <w:r>
+        <w:rPr w:rFonts="맑은 고딕">
+          <w:rFonts w:ascii="맑은 고딕" w:hAnsi="맑은 고딕" w:eastAsia="맑은 고딕"/>
+          <w:b/>
+          <w:color w:val="1E3A8A"/>
+          <w:sz w:val="24"/>
+        </w:rPr>
+        <w:t>2. 아티스트 정보</w:t>
+      </w:r>
+    </w:p>
+    <w:p>
+      <w:pPr>
+        <w:spacing w:line="324" w:lineRule="auto" w:after="80"/>
+      </w:pPr>
+      <w:r>
+        <w:rPr w:rFonts="맑은 고딕">
+          <w:rFonts w:ascii="맑은 고딕" w:hAnsi="맑은 고딕" w:eastAsia="맑은 고딕"/>
+          <w:b w:val="0"/>
+          <w:color w:val="6B7280"/>
+          <w:sz w:val="21"/>
+        </w:rPr>
+        <w:t xml:space="preserve">· </w:t>
+      </w:r>
+      <w:r>
+        <w:rPr w:rFonts="맑은 고딕">
+          <w:rFonts w:ascii="맑은 고딕" w:hAnsi="맑은 고딕" w:eastAsia="맑은 고딕"/>
+          <w:b/>
+          <w:color w:val="1F2937"/>
+          <w:sz w:val="21"/>
+        </w:rPr>
+        <w:t xml:space="preserve">국적: </w:t>
+      </w:r>
+      <w:r>
+        <w:rPr w:rFonts="맑은 고딕">
+          <w:rFonts w:ascii="맑은 고딕" w:hAnsi="맑은 고딕" w:eastAsia="맑은 고딕"/>
+          <w:b w:val="0"/>
+          <w:sz w:val="21"/>
+        </w:rPr>
+        <w:t>미국</w:t>
+      </w:r>
+    </w:p>
+    <w:p>
+      <w:pPr>
+        <w:spacing w:line="324" w:lineRule="auto" w:after="80"/>
+      </w:pPr>
+      <w:r>
+        <w:rPr w:rFonts="맑은 고딕">
+          <w:rFonts w:ascii="맑은 고딕" w:hAnsi="맑은 고딕" w:eastAsia="맑은 고딕"/>
+          <w:b w:val="0"/>
+          <w:color w:val="6B7280"/>
+          <w:sz w:val="21"/>
+        </w:rPr>
+        <w:t xml:space="preserve">· </w:t>
+      </w:r>
+      <w:r>
+        <w:rPr w:rFonts="맑은 고딕">
+          <w:rFonts w:ascii="맑은 고딕" w:hAnsi="맑은 고딕" w:eastAsia="맑은 고딕"/>
+          <w:b/>
+          <w:color w:val="1F2937"/>
+          <w:sz w:val="21"/>
+        </w:rPr>
+        <w:t xml:space="preserve">생몰년도: </w:t>
+      </w:r>
+      <w:r>
+        <w:rPr w:rFonts="맑은 고딕">
+          <w:rFonts w:ascii="맑은 고딕" w:hAnsi="맑은 고딕" w:eastAsia="맑은 고딕"/>
+          <w:b w:val="0"/>
+          <w:sz w:val="21"/>
+        </w:rPr>
+        <w:t>1983년 결성 ~ 현재</w:t>
+      </w:r>
+    </w:p>
+    <w:p>
+      <w:pPr>
+        <w:spacing w:line="324" w:lineRule="auto" w:after="80"/>
+      </w:pPr>
+      <w:r>
+        <w:rPr w:rFonts="맑은 고딕">
+          <w:rFonts w:ascii="맑은 고딕" w:hAnsi="맑은 고딕" w:eastAsia="맑은 고딕"/>
+          <w:b w:val="0"/>
+          <w:color w:val="6B7280"/>
+          <w:sz w:val="21"/>
+        </w:rPr>
+        <w:t xml:space="preserve">· </w:t>
+      </w:r>
+      <w:r>
+        <w:rPr w:rFonts="맑은 고딕">
+          <w:rFonts w:ascii="맑은 고딕" w:hAnsi="맑은 고딕" w:eastAsia="맑은 고딕"/>
+          <w:b/>
+          <w:color w:val="1F2937"/>
+          <w:sz w:val="21"/>
+        </w:rPr>
+        <w:t xml:space="preserve">그룹 소속: </w:t>
+      </w:r>
+      <w:r>
+        <w:rPr w:rFonts="맑은 고딕">
+          <w:rFonts w:ascii="맑은 고딕" w:hAnsi="맑은 고딕" w:eastAsia="맑은 고딕"/>
+          <w:b w:val="0"/>
+          <w:sz w:val="21"/>
+        </w:rPr>
+        <w:t>4인조 록 밴드</w:t>
+      </w:r>
+    </w:p>
+    <w:p>
+      <w:pPr>
+        <w:spacing w:line="324" w:lineRule="auto" w:after="80"/>
+      </w:pPr>
+      <w:r>
+        <w:rPr w:rFonts="맑은 고딕">
+          <w:rFonts w:ascii="맑은 고딕" w:hAnsi="맑은 고딕" w:eastAsia="맑은 고딕"/>
+          <w:b w:val="0"/>
+          <w:color w:val="6B7280"/>
+          <w:sz w:val="21"/>
+        </w:rPr>
+        <w:t xml:space="preserve">· </w:t>
+      </w:r>
+      <w:r>
+        <w:rPr w:rFonts="맑은 고딕">
+          <w:rFonts w:ascii="맑은 고딕" w:hAnsi="맑은 고딕" w:eastAsia="맑은 고딕"/>
+          <w:b/>
+          <w:color w:val="1F2937"/>
+          <w:sz w:val="21"/>
+        </w:rPr>
+        <w:t xml:space="preserve">아티스트 소개: </w:t>
+      </w:r>
+      <w:r>
+        <w:rPr w:rFonts="맑은 고딕">
+          <w:rFonts w:ascii="맑은 고딕" w:hAnsi="맑은 고딕" w:eastAsia="맑은 고딕"/>
+          <w:b w:val="0"/>
+          <w:sz w:val="21"/>
+        </w:rPr>
+        <w:t>보컬 브렛 마이클스, 기타 C.C. 드빌, 베이스 바비 달, 드럼 리키 로켓으로 구성된 포이즌은 80년대 후반 글램 메탈 무브먼트의 정점에서 대중음악계를 뒤흔든 전설적인 밴드입니다. 캐치한 훅과 파티 록의 미학을 전파하며 팝 메탈의 전성기를 이끌었을 뿐만 아니라, 솔직 담백한 파워 발라드로 대중과 깊은 정서적 교감을 이루어낸 록 역사 속 독보적 아이콘입니다.</w:t>
+      </w:r>
+    </w:p>
+    <w:p>
+      <w:pPr>
+        <w:spacing w:line="324" w:lineRule="auto" w:before="200" w:after="80"/>
+      </w:pPr>
+      <w:r>
+        <w:rPr w:rFonts="맑은 고딕">
+          <w:rFonts w:ascii="맑은 고딕" w:hAnsi="맑은 고딕" w:eastAsia="맑은 고딕"/>
+          <w:b/>
+          <w:color w:val="1E3A8A"/>
+          <w:sz w:val="24"/>
+        </w:rPr>
+        <w:t>3. 음반 상세 분석</w:t>
+      </w:r>
+    </w:p>
+    <w:p>
+      <w:pPr>
+        <w:spacing w:line="324" w:lineRule="auto" w:after="80"/>
+      </w:pPr>
+      <w:r>
+        <w:rPr w:rFonts="맑은 고딕">
+          <w:rFonts w:ascii="맑은 고딕" w:hAnsi="맑은 고딕" w:eastAsia="맑은 고딕"/>
+          <w:b w:val="0"/>
+          <w:color w:val="6B7280"/>
+          <w:sz w:val="21"/>
+        </w:rPr>
+        <w:t xml:space="preserve">· </w:t>
+      </w:r>
+      <w:r>
+        <w:rPr w:rFonts="맑은 고딕">
+          <w:rFonts w:ascii="맑은 고딕" w:hAnsi="맑은 고딕" w:eastAsia="맑은 고딕"/>
+          <w:b/>
+          <w:color w:val="1F2937"/>
+          <w:sz w:val="21"/>
+        </w:rPr>
+        <w:t xml:space="preserve">역사적 위치: </w:t>
+      </w:r>
+      <w:r>
+        <w:rPr w:rFonts="맑은 고딕">
+          <w:rFonts w:ascii="맑은 고딕" w:hAnsi="맑은 고딕" w:eastAsia="맑은 고딕"/>
+          <w:b w:val="0"/>
+          <w:sz w:val="21"/>
+        </w:rPr>
+        <w:t>본 작 ≪Flesh &amp; Blood≫는 팝 메탈이 정점에 달한 직후 그런지(Grunge) 폭풍이 도래하기 직전 발표된 작품으로, 장르의 외형적 파티 이미지를 탈피하고 음악 본연의 진정성으로 회귀한 전환점입니다. 블루스 록의 영향과 진중한 포크적 감수성을 과감히 수용하여, 팝 메탈이라는 장르가 도달할 수 있는 가장 균형 잡히고 성숙한 음악적 완성도를 증명한 음반으로 평가됩니다.</w:t>
+      </w:r>
+    </w:p>
+    <w:p>
+      <w:pPr>
+        <w:spacing w:line="324" w:lineRule="auto" w:after="80"/>
+      </w:pPr>
+      <w:r>
+        <w:rPr w:rFonts="맑은 고딕">
+          <w:rFonts w:ascii="맑은 고딕" w:hAnsi="맑은 고딕" w:eastAsia="맑은 고딕"/>
+          <w:b w:val="0"/>
+          <w:color w:val="6B7280"/>
+          <w:sz w:val="21"/>
+        </w:rPr>
+        <w:t xml:space="preserve">· </w:t>
+      </w:r>
+      <w:r>
+        <w:rPr w:rFonts="맑은 고딕">
+          <w:rFonts w:ascii="맑은 고딕" w:hAnsi="맑은 고딕" w:eastAsia="맑은 고딕"/>
+          <w:b/>
+          <w:color w:val="1F2937"/>
+          <w:sz w:val="21"/>
+        </w:rPr>
+        <w:t xml:space="preserve">시대의 흔적(스토리텔링): </w:t>
+      </w:r>
+      <w:r>
+        <w:rPr w:rFonts="맑은 고딕">
+          <w:rFonts w:ascii="맑은 고딕" w:hAnsi="맑은 고딕" w:eastAsia="맑은 고딕"/>
+          <w:b w:val="0"/>
+          <w:sz w:val="21"/>
+        </w:rPr>
+        <w:t>베를린 장벽이 무너지고 냉전이 종식되던 1990년 무렵, 세기말의 불안과 환희가 교차하던 시대적 공기 속에서 청춘들은 상실과 구원을 노래하는 음악에 목말라 있었습니다. 화려한 분장과 조명 뒤에 가려져 있던 청년들의 방황, 친구의 죽음으로 인한 비탄을 담아낸 이 앨범은 당대 젊은이들에게 뜨거운 위로이자 카세트테이프와 바이닐을 통해 시대를 공유했던 아날로그 세대의 찬가였습니다.</w:t>
+      </w:r>
+    </w:p>
+    <w:p>
+      <w:pPr>
+        <w:spacing w:line="324" w:lineRule="auto" w:before="200" w:after="80"/>
+      </w:pPr>
+      <w:r>
+        <w:rPr w:rFonts="맑은 고딕">
+          <w:rFonts w:ascii="맑은 고딕" w:hAnsi="맑은 고딕" w:eastAsia="맑은 고딕"/>
+          <w:b/>
+          <w:color w:val="1E3A8A"/>
+          <w:sz w:val="24"/>
+        </w:rPr>
+        <w:t>4. 주요 수록곡 및 감상 제언</w:t>
+      </w:r>
+    </w:p>
+    <w:p>
+      <w:pPr>
+        <w:spacing w:line="324" w:lineRule="auto" w:after="80"/>
+      </w:pPr>
+      <w:r>
+        <w:rPr w:rFonts="맑은 고딕">
+          <w:rFonts w:ascii="맑은 고딕" w:hAnsi="맑은 고딕" w:eastAsia="맑은 고딕"/>
+          <w:b w:val="0"/>
+          <w:color w:val="6B7280"/>
+          <w:sz w:val="21"/>
+        </w:rPr>
+        <w:t xml:space="preserve">· </w:t>
+      </w:r>
+      <w:r>
+        <w:rPr w:rFonts="맑은 고딕">
+          <w:rFonts w:ascii="맑은 고딕" w:hAnsi="맑은 고딕" w:eastAsia="맑은 고딕"/>
+          <w:b/>
+          <w:color w:val="1F2937"/>
+          <w:sz w:val="21"/>
+        </w:rPr>
+        <w:t xml:space="preserve">주요 수록곡 특징: </w:t>
+      </w:r>
+      <w:r>
+        <w:rPr w:rFonts="맑은 고딕">
+          <w:rFonts w:ascii="맑은 고딕" w:hAnsi="맑은 고딕" w:eastAsia="맑은 고딕"/>
+          <w:b w:val="0"/>
+          <w:sz w:val="21"/>
+        </w:rPr>
+        <w:t>삶에 대한 깊은 회의와 상실감을 웅장한 피아노와 어쿠스틱 선율로 풀어낸 불후의 파워 발라드 'Something to Believe In', 그루브 넘치는 베이스 라인과 리듬감이 돋보이는 경쾌한 록 넘버 'Unskinny Bop', 그리고 거침없이 질주하는 바이커의 낭만과 자유를 노래한 'Ride the Wind' 등 서정성과 폭발력이 완벽한 균형을 이룹니다.</w:t>
+      </w:r>
+    </w:p>
+    <w:p>
+      <w:pPr>
+        <w:spacing w:line="324" w:lineRule="auto" w:after="80"/>
+      </w:pPr>
+      <w:r>
+        <w:rPr w:rFonts="맑은 고딕">
+          <w:rFonts w:ascii="맑은 고딕" w:hAnsi="맑은 고딕" w:eastAsia="맑은 고딕"/>
+          <w:b w:val="0"/>
+          <w:color w:val="6B7280"/>
+          <w:sz w:val="21"/>
+        </w:rPr>
+        <w:t xml:space="preserve">· </w:t>
+      </w:r>
+      <w:r>
+        <w:rPr w:rFonts="맑은 고딕">
+          <w:rFonts w:ascii="맑은 고딕" w:hAnsi="맑은 고딕" w:eastAsia="맑은 고딕"/>
+          <w:b/>
+          <w:color w:val="1F2937"/>
+          <w:sz w:val="21"/>
+        </w:rPr>
+        <w:t xml:space="preserve">빈티지 감상 제언: </w:t>
+      </w:r>
+      <w:r>
+        <w:rPr w:rFonts="맑은 고딕">
+          <w:rFonts w:ascii="맑은 고딕" w:hAnsi="맑은 고딕" w:eastAsia="맑은 고딕"/>
+          <w:b w:val="0"/>
+          <w:sz w:val="21"/>
+        </w:rPr>
+        <w:t>진공관 앰프를 통해 증폭된 턴테이블 바늘이 소리골을 탈 때, C.C. 드빌의 거친 기타 질감과 브렛 마이클스의 목소리에 깃든 호흡이 생생한 온도로 되살아납니다. 어쿠스틱 기타의 잔향과 심벌즈의 여운이 따뜻하게 퍼져나가는 아날로그 프레싱 특유의 다이내믹 레인지는 디지털 음원에서는 결코 체감할 수 없는 가슴 벅찬 현장감을 제공합니다.</w:t>
+      </w:r>
+    </w:p>
+    <w:p>
+      <w:pPr>
+        <w:spacing w:line="324" w:lineRule="auto" w:after="80"/>
+      </w:pPr>
+      <w:r>
+        <w:rPr w:rFonts="맑은 고딕">
+          <w:rFonts w:ascii="맑은 고딕" w:hAnsi="맑은 고딕" w:eastAsia="맑은 고딕"/>
+          <w:b w:val="0"/>
+          <w:color w:val="6B7280"/>
+          <w:sz w:val="21"/>
+        </w:rPr>
+        <w:t xml:space="preserve">· </w:t>
+      </w:r>
+      <w:r>
+        <w:rPr w:rFonts="맑은 고딕">
+          <w:rFonts w:ascii="맑은 고딕" w:hAnsi="맑은 고딕" w:eastAsia="맑은 고딕"/>
+          <w:b/>
+          <w:color w:val="1F2937"/>
+          <w:sz w:val="21"/>
+        </w:rPr>
+        <w:t xml:space="preserve">소장 가치: </w:t>
+      </w:r>
+      <w:r>
+        <w:rPr w:rFonts="맑은 고딕">
+          <w:rFonts w:ascii="맑은 고딕" w:hAnsi="맑은 고딕" w:eastAsia="맑은 고딕"/>
+          <w:b w:val="0"/>
+          <w:sz w:val="21"/>
+        </w:rPr>
+        <w:t>글램 록의 화려했던 황혼기와 새로운 10년의 여명을 동시에 품고 있는 명반으로, LP 전성기의 마지막 숨결을 증언하는 물리적 매체로서의 가치가 매우 높습니다. 묵직한 아날로그 비닐의 감촉과 세월이 빚어낸 사운드의 깊이는 록 애호가는 물론 정통 팝 컬렉터의 서가에서도 영원히 빛날 귀중한 보물입니다.</w:t>
+      </w:r>
+    </w:p>
+    <w:p>
+      <w:pPr>
+        <w:spacing w:line="324" w:lineRule="auto" w:after="120" w:before="160"/>
+      </w:pPr>
+      <w:r>
+        <w:rPr w:rFonts="맑은 고딕">
+          <w:rFonts w:ascii="맑은 고딕" w:hAnsi="맑은 고딕" w:eastAsia="맑은 고딕"/>
+          <w:b/>
+          <w:color w:val="4338CA"/>
+          <w:sz w:val="21"/>
+        </w:rPr>
+        <w:t>이 음반을 통해 질주하는 청춘의 뜨거운 에너지와 삶의 깊은 고백이 전해주는 감동을 다시 한번 경험해 보시는 것은 어떨까요?</w:t>
       </w:r>
     </w:p>
     <w:sectPr>
       <w:pgSz w:w="12240" w:h="15840"/>
-      <w:pgMar w:top="1440" w:right="1440" w:bottom="1440" w:left="1440" w:header="720" w:footer="720" w:gutter="0"/>
+      <w:pgMar w:top="1152" w:right="1296" w:bottom="1152" w:left="1296" w:header="720" w:footer="720" w:gutter="0"/>
       <w:cols w:space="720"/>
       <w:docGrid w:linePitch="360"/>
     </w:sectPr>

--- a/word_reports/LP_0281_위치_266_Poison_Flesh & Blood.docx
+++ b/word_reports/LP_0281_위치_266_Poison_Flesh & Blood.docx
@@ -32,7 +32,7 @@
     </w:p>
     <w:p>
       <w:pPr>
-        <w:spacing w:line="324" w:lineRule="auto" w:before="80" w:after="160"/>
+        <w:spacing w:line="324" w:lineRule="auto" w:before="80" w:after="120"/>
       </w:pPr>
       <w:r>
         <w:rPr w:rFonts="맑은 고딕">
@@ -42,13 +42,6 @@
           <w:sz w:val="22"/>
         </w:rPr>
         <w:t xml:space="preserve">[음반 소개] </w:t>
-      </w:r>
-      <w:r>
-        <w:rPr w:rFonts="맑은 고딕">
-          <w:rFonts w:ascii="맑은 고딕" w:hAnsi="맑은 고딕" w:eastAsia="맑은 고딕"/>
-          <w:b w:val="0"/>
-          <w:sz w:val="21"/>
-        </w:rPr>
       </w:r>
     </w:p>
     <w:p>
@@ -61,7 +54,33 @@
           <w:b w:val="0"/>
           <w:sz w:val="21"/>
         </w:rPr>
-        <w:t>화려했던 1980년대 글램 메탈의 황금기를 지나, 한층 원숙해진 음악적 고뇌와 생생한 인간미를 담아낸 포이즌(Poison)의 정규 3집 명작입니다. 피와 살이라는 표제처럼 말초적인 화려함을 넘어 삶의 명암과 진솔한 고백을 어쿠스틱과 정통 하드 록의 조화로 빚어내어 당대 록 씬에 깊은 울림을 전했습니다. 거친 질주감 뒤편으로 흐르는 애수 어린 멜로디는 세월이 흘러도 빛바래지 않는 서정적 카타르시스를 선사하며, 밴드의 디스코그래피 중 가장 밀도 높은 완성도를 보여주는 걸작으로 평가받습니다.</w:t>
+        <w:t>1980년대 후반의 찬란했던 네온사인과 글램 메탈(Glam Metal)의 광풍이 서서히 황혼을 맞이하던 1990년 여름, 포이즌(Poison)은 자신들의 음악적 여정에서 가장 진중하고도 성숙한 분수령이 될 세 번째 정규 스튜디오 앨범 《Flesh &amp; Blood》를 세상에 내놓았습니다. 화려한 화장과 과장된 헤어스타일, 그리고 끝없는 파티의 찬가로 MTV 시대를 지배했던 이들이 이전의 가벼운 유희적 외피를 벗어던지고, 마침내 ‘피와 살(Flesh &amp; Blood)’이라는 타이틀이 암시하듯 인간 본연의 고뇌와 상실, 그리고 날것의 생명력을 노래하기 시작한 순간이었습니다. 이 음반은 단순한 록 밴드의 상업적 성공작을 넘어, 한 시대의 화려함 이면에 숨겨진 청춘의 페이소스와 내면적 성장을 진솔하게 투영해 낸 불멸의 음악적 기록물로 평가받습니다.</w:t>
+      </w:r>
+    </w:p>
+    <w:p>
+      <w:pPr>
+        <w:spacing w:line="324" w:lineRule="auto" w:after="120"/>
+      </w:pPr>
+      <w:r>
+        <w:rPr w:rFonts="맑은 고딕">
+          <w:rFonts w:ascii="맑은 고딕" w:hAnsi="맑은 고딕" w:eastAsia="맑은 고딕"/>
+          <w:b w:val="0"/>
+          <w:sz w:val="21"/>
+        </w:rPr>
+        <w:t>명프로듀서 브루스 페어번(Bruce Fairbairn)의 지휘 아래 탄생한 이 걸작은 하드 록 특유의 폭발적인 에너지에 블루스적 감수성과 포크 록의 서정성을 절묘하게 융화시켰습니다. 밴드의 상징적인 기타리스트 C.C. 드빌(C.C. DeVille)의 유려하면서도 한층 거칠어진 리프와 브렛 마이클스(Bret Michaels)의 깊어진 보컬은, 파티 록 밴드라는 세간의 편견 어린 꼬리표를 단숨에 떼어내기에 충분했습니다. 특히 친구이자 로드 매니저였던 제임스 키모 마노(James Kimo Maano)의 비극적인 죽음을 추모하며 써 내려간 "Something to Believe In"은 당대 하드 록 진영이 남긴 가장 고결하고 비장미 넘치는 파워 발라드로 자리매김하며 수많은 영혼을 위무했습니다.</w:t>
+      </w:r>
+    </w:p>
+    <w:p>
+      <w:pPr>
+        <w:spacing w:line="324" w:lineRule="auto" w:after="120"/>
+      </w:pPr>
+      <w:r>
+        <w:rPr w:rFonts="맑은 고딕">
+          <w:rFonts w:ascii="맑은 고딕" w:hAnsi="맑은 고딕" w:eastAsia="맑은 고딕"/>
+          <w:b w:val="0"/>
+          <w:sz w:val="21"/>
+        </w:rPr>
+        <w:t>세월이 흘러 글램 메탈의 시대가 저물고 얼터너티브의 거친 파도가 음악계를 뒤흔든 후에도, 《Flesh &amp; Blood》가 지닌 서정적 울림과 멜로디의 품격은 바래지 않았습니다. 그것은 이 음반이 시대의 유행에만 안주하지 않고 삶의 유한함, 잃어버린 것에 대한 회한, 그리고 여전히 불타오르는 청춘의 열정을 진실한 아날로그 사운드로 새겨 넣었기 때문입니다. 턴테이블 위에서 회전하는 검은 바이닐의 소릿골 속에서, 포이즌이 토해내는 거칠지만 따스한 숨결은 오늘날에도 순수했던 시절의 뜨거운 향수를 불러일으키며 진한 감동을 선사합니다.</w:t>
       </w:r>
     </w:p>
     <w:p>
@@ -168,7 +187,7 @@
           <w:b w:val="0"/>
           <w:sz w:val="21"/>
         </w:rPr>
-        <w:t>1990년 7월에 발매된 밴드의 세 번째 정규 스튜디오 앨범으로, 80년대 LA 메탈의 상징적 프로듀서 브루스 페어베언(Bruce Fairbairn)과 손잡고 이전보다 훨씬 더 유기적이고 블루지한 아날로그 록 사운드를 완성해 낸 기념비적 음반입니다.</w:t>
+        <w:t>1990년 7월 2일, 미국의 캐피톨 레코드(Capitol Records)와 에니그마 레코드(Enigma Records)를 통해 발매된 포이즌의 세 번째 정규 앨범으로, 밴드가 음악적 성숙미와 예술적 깊이를 획득하며 아레나 록의 정점을 기록한 기념비적 역작입니다.</w:t>
       </w:r>
     </w:p>
     <w:p>
@@ -199,7 +218,7 @@
           <w:b w:val="0"/>
           <w:sz w:val="21"/>
         </w:rPr>
-        <w:t>발매 직후 미국 빌보드 200 앨범 차트 2위, 영국 앨범 차트 3위에 오르는 기염을 토했으며, 미국 음반산업협회(RIAA)로부터 트리플 플래티넘(300만 장 이상 판매) 인증을 획득하며 전 세계적인 상업적 대성공을 거두었습니다.</w:t>
+        <w:t>발매 직후 미국 빌보드 200 차트 2위에 올랐으며, 미국 내에서만 300만 장 이상의 판매고를 올리며 미국음반산업협회(RIAA) 트리플 플래티넘(3x Multi-Platinum)을 획득하는 등 전 세계적인 대흥행을 기록했습니다.</w:t>
       </w:r>
     </w:p>
     <w:p>
@@ -230,7 +249,7 @@
           <w:b w:val="0"/>
           <w:sz w:val="21"/>
         </w:rPr>
-        <w:t>수록곡 'Something to Believe In'이 빌보드 핫 100 4위를 기록하는 등 4곡의 톱 40 싱글을 배출하였으며, 아메리칸 뮤직 어워드(AMA) 후보 지명과 더불어 롤링스톤 등 유수 음악 매체로부터 포이즌 역사상 가장 성숙하고 진지한 음악적 도약이라는 호평을 받았습니다.</w:t>
+        <w:t>수록곡 "Unskinny Bop"과 "Something to Believe In"이 빌보드 싱글 차트 최상위권(각각 3위, 4위)을 석권하였으며, 1991년 아메리칸 뮤직 어워드(AMA)를 비롯한 유수의 대중음악 시상식 후보에 오르며 비평과 흥행 양면에서 최전성기의 권위를 공인받았습니다.</w:t>
       </w:r>
     </w:p>
     <w:p>
@@ -275,7 +294,7 @@
           <w:b w:val="0"/>
           <w:sz w:val="21"/>
         </w:rPr>
-        <w:t>미국</w:t>
+        <w:t>미국 (United States)</w:t>
       </w:r>
     </w:p>
     <w:p>
@@ -337,7 +356,7 @@
           <w:b w:val="0"/>
           <w:sz w:val="21"/>
         </w:rPr>
-        <w:t>4인조 록 밴드</w:t>
+        <w:t>4인조 록 그룹 (브렛 마이클스, C.C. 드빌, 바비 달, 리키 로켓)</w:t>
       </w:r>
     </w:p>
     <w:p>
@@ -368,7 +387,7 @@
           <w:b w:val="0"/>
           <w:sz w:val="21"/>
         </w:rPr>
-        <w:t>보컬 브렛 마이클스, 기타 C.C. 드빌, 베이스 바비 달, 드럼 리키 로켓으로 구성된 포이즌은 80년대 후반 글램 메탈 무브먼트의 정점에서 대중음악계를 뒤흔든 전설적인 밴드입니다. 캐치한 훅과 파티 록의 미학을 전파하며 팝 메탈의 전성기를 이끌었을 뿐만 아니라, 솔직 담백한 파워 발라드로 대중과 깊은 정서적 교감을 이루어낸 록 역사 속 독보적 아이콘입니다.</w:t>
+        <w:t>1980년대 후반 글램 메탈과 하드 록 르네상스를 주도하며 MTV 세대의 시각적·청각적 혁명을 이끈 미국의 대표적인 록 밴드입니다. 캐치한 멜로디 감각과 폭발적인 무대 매너, 그리고 심금을 울리는 서정적 록 발라드를 통해 하드 록이 대중과 호흡하는 방식을 완벽히 재정의했습니다.</w:t>
       </w:r>
     </w:p>
     <w:p>
@@ -413,7 +432,7 @@
           <w:b w:val="0"/>
           <w:sz w:val="21"/>
         </w:rPr>
-        <w:t>본 작 ≪Flesh &amp; Blood≫는 팝 메탈이 정점에 달한 직후 그런지(Grunge) 폭풍이 도래하기 직전 발표된 작품으로, 장르의 외형적 파티 이미지를 탈피하고 음악 본연의 진정성으로 회귀한 전환점입니다. 블루스 록의 영향과 진중한 포크적 감수성을 과감히 수용하여, 팝 메탈이라는 장르가 도달할 수 있는 가장 균형 잡히고 성숙한 음악적 완성도를 증명한 음반으로 평가됩니다.</w:t>
+        <w:t>1980년대 팝 메탈의 찰나적 광휘가 1990년대 그런지(Grunge) 음악의 태동으로 전환되던 변혁기에 발매된 작품입니다. 단순한 파티 록의 공식을 탈피하여 어쿠스틱 사운드, 블루스 록의 질감, 고해성사 같은 노랫말을 과감히 도입함으로써 밴드의 디스코그래피 중 가장 음악적 완성도가 높고 시대의 교차점을 웅변하는 명반으로 평가받습니다.</w:t>
       </w:r>
     </w:p>
     <w:p>
@@ -444,7 +463,7 @@
           <w:b w:val="0"/>
           <w:sz w:val="21"/>
         </w:rPr>
-        <w:t>베를린 장벽이 무너지고 냉전이 종식되던 1990년 무렵, 세기말의 불안과 환희가 교차하던 시대적 공기 속에서 청춘들은 상실과 구원을 노래하는 음악에 목말라 있었습니다. 화려한 분장과 조명 뒤에 가려져 있던 청년들의 방황, 친구의 죽음으로 인한 비탄을 담아낸 이 앨범은 당대 젊은이들에게 뜨거운 위로이자 카세트테이프와 바이닐을 통해 시대를 공유했던 아날로그 세대의 찬가였습니다.</w:t>
+        <w:t>베를린 장벽이 무너지고 냉전이 종식되던 1990년의 문화적 공기 속에서, 청춘들은 환락의 이면에 깃든 공허함과 새로운 방황을 경험하고 있었습니다. 이 음반은 그 시절 젊은이들이 느꼈던 삶의 불안과 진정한 신념에 대한 갈망, 그리고 도로 위를 질주하는 자유의 낭만을 오롯이 담아내며 당대 청년 문화의 내면적 초상을 생생하게 증언합니다.</w:t>
       </w:r>
     </w:p>
     <w:p>
@@ -489,7 +508,7 @@
           <w:b w:val="0"/>
           <w:sz w:val="21"/>
         </w:rPr>
-        <w:t>삶에 대한 깊은 회의와 상실감을 웅장한 피아노와 어쿠스틱 선율로 풀어낸 불후의 파워 발라드 'Something to Believe In', 그루브 넘치는 베이스 라인과 리듬감이 돋보이는 경쾌한 록 넘버 'Unskinny Bop', 그리고 거침없이 질주하는 바이커의 낭만과 자유를 노래한 'Ride the Wind' 등 서정성과 폭발력이 완벽한 균형을 이룹니다.</w:t>
+        <w:t>삶의 방향성을 잃고 방황하는 이들에게 영원한 안식처를 묻는 불후의 록 발라드 "Something to Believe In", 그루비한 리프와 원초적인 비트가 절묘한 조화를 이루는 "Unskinny Bop", 그리고 질주하는 젊음의 서사를 낭만적인 멜로디로 그려낸 "Ride the Wind"와 처연한 서정성이 돋보이는 "Life Goes On" 등 다채롭고 무게감 있는 명곡들이 포진해 있습니다.</w:t>
       </w:r>
     </w:p>
     <w:p>
@@ -520,7 +539,7 @@
           <w:b w:val="0"/>
           <w:sz w:val="21"/>
         </w:rPr>
-        <w:t>진공관 앰프를 통해 증폭된 턴테이블 바늘이 소리골을 탈 때, C.C. 드빌의 거친 기타 질감과 브렛 마이클스의 목소리에 깃든 호흡이 생생한 온도로 되살아납니다. 어쿠스틱 기타의 잔향과 심벌즈의 여운이 따뜻하게 퍼져나가는 아날로그 프레싱 특유의 다이내믹 레인지는 디지털 음원에서는 결코 체감할 수 없는 가슴 벅찬 현장감을 제공합니다.</w:t>
+        <w:t>진공관 앰프를 은은하게 예열하고 바늘을 올렸을 때, 브루스 페어번 특유의 묵직한 베이스 라인과 리키 로켓의 어쿠스틱 드럼 톤이 아날로그 공간계를 풍성하게 채웁니다. 특히 따뜻한 음색을 지닌 다이내믹형 카트리지를 통해 감상할 때 C.C. 드빌의 어쿠스틱 기타 울림과 브렛 마이클스의 애절한 중저음 보컬이 진공관 특유의 배음과 어우러져 깊은 잔향을 선사합니다.</w:t>
       </w:r>
     </w:p>
     <w:p>
@@ -551,7 +570,7 @@
           <w:b w:val="0"/>
           <w:sz w:val="21"/>
         </w:rPr>
-        <w:t>글램 록의 화려했던 황혼기와 새로운 10년의 여명을 동시에 품고 있는 명반으로, LP 전성기의 마지막 숨결을 증언하는 물리적 매체로서의 가치가 매우 높습니다. 묵직한 아날로그 비닐의 감촉과 세월이 빚어낸 사운드의 깊이는 록 애호가는 물론 정통 팝 컬렉터의 서가에서도 영원히 빛날 귀중한 보물입니다.</w:t>
+        <w:t>글램 록의 화려했던 시대가 남긴 마지막 황금기이자, 포이즌이라는 밴드가 가장 진솔하게 자신들의 내면을 투영한 결정적 앨범입니다. 원판 바이닐이 선사하는 특유의 단단하고 밀도 높은 사운드스케이프는 80~90년대 정통 아메리칸 하드 록을 사랑하는 LP 컬렉터라면 반드시 소장해야 할 가치를 지닙니다.</w:t>
       </w:r>
     </w:p>
     <w:p>
@@ -565,7 +584,7 @@
           <w:color w:val="4338CA"/>
           <w:sz w:val="21"/>
         </w:rPr>
-        <w:t>이 음반을 통해 질주하는 청춘의 뜨거운 에너지와 삶의 깊은 고백이 전해주는 감동을 다시 한번 경험해 보시는 것은 어떨까요?</w:t>
+        <w:t>이 음반을 통해 화려한 불빛 너머 청춘의 진솔한 영혼과 묵직한 아날로그 사운드가 전해주는 감동을 다시 한번 경험해 보시는 것은 어떨까요?</w:t>
       </w:r>
     </w:p>
     <w:sectPr>
